--- a/Revised_KB_Documents/Supervisor_Target_Articles/Software and Applications/Mustang V-Labs - Instructions for Chromebook to Windows.docx
+++ b/Revised_KB_Documents/Supervisor_Target_Articles/Software and Applications/Mustang V-Labs - Instructions for Chromebook to Windows.docx
@@ -980,83 +980,9 @@
       <w:r>
         <w:rPr>
           <w:rFonts w:ascii="Calibri" w:hAnsi="Calibri"/>
-          <w:b w:val="0"/>
-          <w:i w:val="0"/>
           <w:sz w:val="22"/>
         </w:rPr>
-        <w:t xml:space="preserve">Once you've added the PC, </w:t>
-      </w:r>
-      <w:r>
-        <w:rPr>
-          <w:rFonts w:ascii="Calibri" w:hAnsi="Calibri"/>
-          <w:b/>
-          <w:i w:val="0"/>
-          <w:sz w:val="22"/>
-        </w:rPr>
-        <w:t>click or type</w:t>
-      </w:r>
-      <w:r>
-        <w:rPr>
-          <w:rFonts w:ascii="Calibri" w:hAnsi="Calibri"/>
-          <w:b w:val="0"/>
-          <w:i w:val="0"/>
-          <w:sz w:val="22"/>
-        </w:rPr>
-        <w:t xml:space="preserve"> the link below in a new browser to </w:t>
-      </w:r>
-      <w:r>
-        <w:rPr>
-          <w:rFonts w:ascii="Calibri" w:hAnsi="Calibri"/>
-          <w:b/>
-          <w:i w:val="0"/>
-          <w:sz w:val="22"/>
-        </w:rPr>
-        <w:t>connect</w:t>
-      </w:r>
-      <w:r>
-        <w:rPr>
-          <w:rFonts w:ascii="Calibri" w:hAnsi="Calibri"/>
-          <w:b w:val="0"/>
-          <w:i w:val="0"/>
-          <w:sz w:val="22"/>
-        </w:rPr>
-        <w:t xml:space="preserve"> to any of the available computers listed. </w:t>
-      </w:r>
-      <w:r>
-        <w:rPr>
-          <w:rFonts w:ascii="Calibri" w:hAnsi="Calibri"/>
-          <w:b/>
-          <w:i w:val="0"/>
-          <w:sz w:val="22"/>
-        </w:rPr>
-        <w:t>Connect</w:t>
-      </w:r>
-      <w:r>
-        <w:rPr>
-          <w:rFonts w:ascii="Calibri" w:hAnsi="Calibri"/>
-          <w:b w:val="0"/>
-          <w:i w:val="0"/>
-          <w:sz w:val="22"/>
-        </w:rPr>
-        <w:t xml:space="preserve"> to any of the listed computers by clicking the "</w:t>
-      </w:r>
-      <w:r>
-        <w:rPr>
-          <w:rFonts w:ascii="Calibri" w:hAnsi="Calibri"/>
-          <w:b/>
-          <w:i w:val="0"/>
-          <w:sz w:val="22"/>
-        </w:rPr>
-        <w:t>Connect</w:t>
-      </w:r>
-      <w:r>
-        <w:rPr>
-          <w:rFonts w:ascii="Calibri" w:hAnsi="Calibri"/>
-          <w:b w:val="0"/>
-          <w:i w:val="0"/>
-          <w:sz w:val="22"/>
-        </w:rPr>
-        <w:t xml:space="preserve">" button to the right of desired computer: </w:t>
+        <w:t xml:space="preserve">Once you've added the PC, click or type the link below in a new browser to connect to any of the available computers listed. Connect to any of the listed computers by clicking the "Connect" button to the right of desired computer: </w:t>
       </w:r>
       <w:hyperlink r:id="rId13">
         <w:r>
@@ -1064,44 +990,18 @@
             <w:color w:val="0000FF"/>
             <w:u w:val="single"/>
           </w:rPr>
-          <w:t>https://remoteaccess.labstats.com/Southwest-Minnesota-State-University</w:t>
+          <w:t>Click Here to Open Link</w:t>
         </w:r>
       </w:hyperlink>
       <w:r>
         <w:rPr>
           <w:rFonts w:ascii="Calibri" w:hAnsi="Calibri"/>
-          <w:b w:val="0"/>
-          <w:i w:val="0"/>
           <w:sz w:val="22"/>
         </w:rPr>
         <w:br/>
-      </w:r>
-      <w:r>
-        <w:rPr>
-          <w:rFonts w:ascii="Calibri" w:hAnsi="Calibri"/>
-          <w:b w:val="0"/>
-          <w:i w:val="0"/>
-          <w:sz w:val="22"/>
-        </w:rPr>
         <w:br/>
         <w:tab/>
-      </w:r>
-      <w:r>
-        <w:rPr>
-          <w:rFonts w:ascii="Calibri" w:hAnsi="Calibri"/>
-          <w:b w:val="0"/>
-          <w:i w:val="0"/>
-          <w:sz w:val="22"/>
-        </w:rPr>
         <w:br/>
-      </w:r>
-      <w:r>
-        <w:rPr>
-          <w:rFonts w:ascii="Calibri" w:hAnsi="Calibri"/>
-          <w:b w:val="0"/>
-          <w:i w:val="0"/>
-          <w:sz w:val="22"/>
-        </w:rPr>
         <w:br/>
         <w:tab/>
         <w:t xml:space="preserve"> </w:t>
